--- a/en/wisdom-stories/Bakhtiyar Sirajov/silent-corridor.docx
+++ b/en/wisdom-stories/Bakhtiyar Sirajov/silent-corridor.docx
@@ -17,7 +17,7 @@
     </w:p>
     <w:p>
       <w:r>
-        <w:t>The project team worked tirelessly for months, prepared the documents, and one day, when everything was ready, they sent the materials to the sponsor and began to wait for a response. Days passed, weeks passed. The result — silence.</w:t>
+        <w:t>The project team worked tirelessly for months to prepare the documents. When everything was ready, they sent the materials to the sponsor and waited for a response. Days passed, then weeks. Still, there was silence.</w:t>
       </w:r>
     </w:p>
     <w:p>
@@ -41,7 +41,7 @@
         <w:spacing w:after="80"/>
       </w:pPr>
       <w:r>
-        <w:t>No one knew. Inquiries to the sponsor brought only evasive, uncertain answers.</w:t>
+        <w:t>No one knew. Inquiries to the sponsor brought only vague, evasive answers.</w:t>
       </w:r>
     </w:p>
     <w:p>
